--- a/Docs/Sprint Details_MVP.docx
+++ b/Docs/Sprint Details_MVP.docx
@@ -1274,187 +1274,11 @@
     </w:tbl>
     <w:p>
       <w:pPr>
-        <w:spacing w:after="240" w:before="160" w:lineRule="auto"/>
-        <w:rPr>
-          <w:b w:val="1"/>
-          <w:bCs w:val="1"/>
-          <w:sz w:val="24"/>
-          <w:szCs w:val="24"/>
-        </w:rPr>
-      </w:pPr>
-      <w:r>
-        <w:rPr>
-          <w:rtl w:val="0"/>
-        </w:rPr>
-      </w:r>
-    </w:p>
-    <w:p>
-      <w:pPr>
-        <w:spacing w:after="240" w:before="160" w:lineRule="auto"/>
-        <w:rPr/>
-      </w:pPr>
-      <w:r>
-        <w:rPr>
-          <w:b w:val="1"/>
-          <w:bCs w:val="1"/>
-          <w:sz w:val="28"/>
-          <w:szCs w:val="28"/>
-          <w:rtl w:val="0"/>
-        </w:rPr>
-        <w:t xml:space="preserve">Sprint 1 - Sequence diagram</w:t>
-      </w:r>
-      <w:r>
-        <w:rPr>
-          <w:rtl w:val="0"/>
-        </w:rPr>
-      </w:r>
-    </w:p>
-    <w:p>
-      <w:pPr>
-        <w:spacing w:after="240" w:before="160" w:lineRule="auto"/>
-        <w:rPr/>
-      </w:pPr>
-      <w:r>
-        <w:rPr/>
-        <w:drawing>
-          <wp:inline distB="114300" distT="114300" distL="114300" distR="114300">
-            <wp:extent cx="5943600" cy="4508500"/>
-            <wp:effectExtent b="0" l="0" r="0" t="0"/>
-            <wp:docPr id="4" name="image3.png"/>
-            <a:graphic>
-              <a:graphicData uri="http://schemas.openxmlformats.org/drawingml/2006/picture">
-                <pic:pic>
-                  <pic:nvPicPr>
-                    <pic:cNvPr id="0" name="image3.png"/>
-                    <pic:cNvPicPr preferRelativeResize="0"/>
-                  </pic:nvPicPr>
-                  <pic:blipFill>
-                    <a:blip r:embed="rId6"/>
-                    <a:srcRect b="0" l="0" r="0" t="0"/>
-                    <a:stretch>
-                      <a:fillRect/>
-                    </a:stretch>
-                  </pic:blipFill>
-                  <pic:spPr>
-                    <a:xfrm>
-                      <a:off x="0" y="0"/>
-                      <a:ext cx="5943600" cy="4508500"/>
-                    </a:xfrm>
-                    <a:prstGeom prst="rect"/>
-                    <a:ln/>
-                  </pic:spPr>
-                </pic:pic>
-              </a:graphicData>
-            </a:graphic>
-          </wp:inline>
-        </w:drawing>
-      </w:r>
-      <w:r>
-        <w:rPr>
-          <w:rtl w:val="0"/>
-        </w:rPr>
-      </w:r>
-    </w:p>
-    <w:p>
-      <w:pPr>
-        <w:spacing w:after="240" w:before="160" w:lineRule="auto"/>
-        <w:rPr/>
-      </w:pPr>
-      <w:r>
-        <w:rPr>
-          <w:rtl w:val="0"/>
-        </w:rPr>
-      </w:r>
-    </w:p>
-    <w:p>
-      <w:pPr>
-        <w:spacing w:after="240" w:before="160" w:lineRule="auto"/>
-        <w:rPr/>
-      </w:pPr>
-      <w:r>
-        <w:rPr>
-          <w:rtl w:val="0"/>
-        </w:rPr>
-      </w:r>
-    </w:p>
-    <w:p>
-      <w:pPr>
-        <w:spacing w:after="240" w:before="160" w:lineRule="auto"/>
-        <w:rPr/>
-      </w:pPr>
-      <w:r>
-        <w:br w:type="page"/>
-      </w:r>
-      <w:r>
-        <w:rPr>
-          <w:rtl w:val="0"/>
-        </w:rPr>
-      </w:r>
-    </w:p>
-    <w:p>
-      <w:pPr>
-        <w:spacing w:after="240" w:before="160" w:lineRule="auto"/>
-        <w:rPr>
-          <w:b w:val="1"/>
-          <w:bCs w:val="1"/>
-          <w:sz w:val="28"/>
-          <w:szCs w:val="28"/>
-        </w:rPr>
-      </w:pPr>
-      <w:r>
-        <w:rPr>
-          <w:b w:val="1"/>
-          <w:bCs w:val="1"/>
-          <w:sz w:val="28"/>
-          <w:szCs w:val="28"/>
-          <w:rtl w:val="0"/>
-        </w:rPr>
-        <w:t xml:space="preserve">Sprint 1 - Class diagram</w:t>
-      </w:r>
-    </w:p>
-    <w:p>
-      <w:pPr>
-        <w:spacing w:after="240" w:before="160" w:lineRule="auto"/>
         <w:rPr>
           <w:sz w:val="32"/>
           <w:szCs w:val="32"/>
         </w:rPr>
       </w:pPr>
-      <w:r>
-        <w:rPr/>
-        <w:drawing>
-          <wp:inline distB="114300" distT="114300" distL="114300" distR="114300">
-            <wp:extent cx="5708839" cy="7739063"/>
-            <wp:effectExtent b="0" l="0" r="0" t="0"/>
-            <wp:docPr id="3" name="image4.png"/>
-            <a:graphic>
-              <a:graphicData uri="http://schemas.openxmlformats.org/drawingml/2006/picture">
-                <pic:pic>
-                  <pic:nvPicPr>
-                    <pic:cNvPr id="0" name="image4.png"/>
-                    <pic:cNvPicPr preferRelativeResize="0"/>
-                  </pic:nvPicPr>
-                  <pic:blipFill>
-                    <a:blip r:embed="rId7"/>
-                    <a:srcRect b="0" l="0" r="0" t="0"/>
-                    <a:stretch>
-                      <a:fillRect/>
-                    </a:stretch>
-                  </pic:blipFill>
-                  <pic:spPr>
-                    <a:xfrm>
-                      <a:off x="0" y="0"/>
-                      <a:ext cx="5708839" cy="7739063"/>
-                    </a:xfrm>
-                    <a:prstGeom prst="rect"/>
-                    <a:ln/>
-                  </pic:spPr>
-                </pic:pic>
-              </a:graphicData>
-            </a:graphic>
-          </wp:inline>
-        </w:drawing>
-      </w:r>
       <w:r>
         <w:rPr>
           <w:rtl w:val="0"/>
@@ -2828,137 +2652,8 @@
     </w:tbl>
     <w:p>
       <w:pPr>
-        <w:rPr>
-          <w:b w:val="1"/>
-          <w:bCs w:val="1"/>
-          <w:sz w:val="28"/>
-          <w:szCs w:val="28"/>
-        </w:rPr>
-      </w:pPr>
-      <w:r>
-        <w:br w:type="page"/>
-      </w:r>
-      <w:r>
-        <w:rPr>
-          <w:b w:val="1"/>
-          <w:bCs w:val="1"/>
-          <w:sz w:val="28"/>
-          <w:szCs w:val="28"/>
-          <w:rtl w:val="0"/>
-        </w:rPr>
-        <w:t xml:space="preserve">Sprint 2 - Sequence diagram</w:t>
-      </w:r>
-    </w:p>
-    <w:p>
-      <w:pPr>
         <w:rPr/>
       </w:pPr>
-      <w:r>
-        <w:rPr/>
-        <w:drawing>
-          <wp:inline distB="114300" distT="114300" distL="114300" distR="114300">
-            <wp:extent cx="5943600" cy="6832600"/>
-            <wp:effectExtent b="0" l="0" r="0" t="0"/>
-            <wp:docPr id="1" name="image2.png"/>
-            <a:graphic>
-              <a:graphicData uri="http://schemas.openxmlformats.org/drawingml/2006/picture">
-                <pic:pic>
-                  <pic:nvPicPr>
-                    <pic:cNvPr id="0" name="image2.png"/>
-                    <pic:cNvPicPr preferRelativeResize="0"/>
-                  </pic:nvPicPr>
-                  <pic:blipFill>
-                    <a:blip r:embed="rId8"/>
-                    <a:srcRect b="0" l="0" r="0" t="0"/>
-                    <a:stretch>
-                      <a:fillRect/>
-                    </a:stretch>
-                  </pic:blipFill>
-                  <pic:spPr>
-                    <a:xfrm>
-                      <a:off x="0" y="0"/>
-                      <a:ext cx="5943600" cy="6832600"/>
-                    </a:xfrm>
-                    <a:prstGeom prst="rect"/>
-                    <a:ln/>
-                  </pic:spPr>
-                </pic:pic>
-              </a:graphicData>
-            </a:graphic>
-          </wp:inline>
-        </w:drawing>
-      </w:r>
-      <w:r>
-        <w:br w:type="page"/>
-      </w:r>
-      <w:r>
-        <w:rPr>
-          <w:rtl w:val="0"/>
-        </w:rPr>
-      </w:r>
-    </w:p>
-    <w:p>
-      <w:pPr>
-        <w:rPr>
-          <w:b w:val="1"/>
-          <w:bCs w:val="1"/>
-          <w:sz w:val="28"/>
-          <w:szCs w:val="28"/>
-        </w:rPr>
-      </w:pPr>
-      <w:r>
-        <w:rPr>
-          <w:b w:val="1"/>
-          <w:bCs w:val="1"/>
-          <w:sz w:val="28"/>
-          <w:szCs w:val="28"/>
-          <w:rtl w:val="0"/>
-        </w:rPr>
-        <w:t xml:space="preserve">Sprint 2 - Class diagram</w:t>
-      </w:r>
-    </w:p>
-    <w:p>
-      <w:pPr>
-        <w:rPr/>
-      </w:pPr>
-      <w:r>
-        <w:rPr/>
-        <w:drawing>
-          <wp:inline distB="114300" distT="114300" distL="114300" distR="114300">
-            <wp:extent cx="6152140" cy="2277475"/>
-            <wp:effectExtent b="0" l="0" r="0" t="0"/>
-            <wp:docPr id="2" name="image1.png"/>
-            <a:graphic>
-              <a:graphicData uri="http://schemas.openxmlformats.org/drawingml/2006/picture">
-                <pic:pic>
-                  <pic:nvPicPr>
-                    <pic:cNvPr id="0" name="image1.png"/>
-                    <pic:cNvPicPr preferRelativeResize="0"/>
-                  </pic:nvPicPr>
-                  <pic:blipFill>
-                    <a:blip r:embed="rId9"/>
-                    <a:srcRect b="0" l="0" r="0" t="0"/>
-                    <a:stretch>
-                      <a:fillRect/>
-                    </a:stretch>
-                  </pic:blipFill>
-                  <pic:spPr>
-                    <a:xfrm>
-                      <a:off x="0" y="0"/>
-                      <a:ext cx="6152140" cy="2277475"/>
-                    </a:xfrm>
-                    <a:prstGeom prst="rect"/>
-                    <a:ln/>
-                  </pic:spPr>
-                </pic:pic>
-              </a:graphicData>
-            </a:graphic>
-          </wp:inline>
-        </w:drawing>
-      </w:r>
-      <w:r>
-        <w:br w:type="page"/>
-      </w:r>
       <w:r>
         <w:rPr>
           <w:rtl w:val="0"/>
@@ -4316,16 +4011,6 @@
         </w:tc>
       </w:tr>
     </w:tbl>
-    <w:p>
-      <w:pPr>
-        <w:rPr/>
-      </w:pPr>
-      <w:r>
-        <w:rPr>
-          <w:rtl w:val="0"/>
-        </w:rPr>
-      </w:r>
-    </w:p>
     <w:p>
       <w:pPr>
         <w:rPr/>
@@ -24282,8 +23967,92 @@
           <w:szCs w:val="28"/>
         </w:rPr>
       </w:pPr>
-      <w:bookmarkStart w:colFirst="0" w:colLast="0" w:name="_v5qy9tnpx98b" w:id="21"/>
+      <w:bookmarkStart w:colFirst="0" w:colLast="0" w:name="_a1kjsiuurisr" w:id="21"/>
       <w:bookmarkEnd w:id="21"/>
+      <w:r>
+        <w:rPr>
+          <w:rtl w:val="0"/>
+        </w:rPr>
+      </w:r>
+    </w:p>
+    <w:p>
+      <w:pPr>
+        <w:pStyle w:val="Heading2"/>
+        <w:keepNext w:val="0"/>
+        <w:keepLines w:val="0"/>
+        <w:spacing w:after="80" w:before="280" w:lineRule="auto"/>
+        <w:rPr>
+          <w:b w:val="1"/>
+          <w:bCs w:val="1"/>
+          <w:sz w:val="28"/>
+          <w:szCs w:val="28"/>
+        </w:rPr>
+      </w:pPr>
+      <w:bookmarkStart w:colFirst="0" w:colLast="0" w:name="_kl3yvri9u59o" w:id="22"/>
+      <w:bookmarkEnd w:id="22"/>
+      <w:r>
+        <w:rPr>
+          <w:rtl w:val="0"/>
+        </w:rPr>
+      </w:r>
+    </w:p>
+    <w:p>
+      <w:pPr>
+        <w:pStyle w:val="Heading2"/>
+        <w:keepNext w:val="0"/>
+        <w:keepLines w:val="0"/>
+        <w:spacing w:after="80" w:before="280" w:lineRule="auto"/>
+        <w:rPr>
+          <w:b w:val="1"/>
+          <w:bCs w:val="1"/>
+          <w:sz w:val="28"/>
+          <w:szCs w:val="28"/>
+        </w:rPr>
+      </w:pPr>
+      <w:bookmarkStart w:colFirst="0" w:colLast="0" w:name="_xhqtakxzz1fe" w:id="23"/>
+      <w:bookmarkEnd w:id="23"/>
+      <w:r>
+        <w:rPr>
+          <w:rtl w:val="0"/>
+        </w:rPr>
+      </w:r>
+    </w:p>
+    <w:p>
+      <w:pPr>
+        <w:pStyle w:val="Heading2"/>
+        <w:keepNext w:val="0"/>
+        <w:keepLines w:val="0"/>
+        <w:spacing w:after="80" w:before="280" w:lineRule="auto"/>
+        <w:rPr>
+          <w:b w:val="1"/>
+          <w:bCs w:val="1"/>
+          <w:sz w:val="28"/>
+          <w:szCs w:val="28"/>
+        </w:rPr>
+      </w:pPr>
+      <w:bookmarkStart w:colFirst="0" w:colLast="0" w:name="_dfhmq3rsf3jq" w:id="24"/>
+      <w:bookmarkEnd w:id="24"/>
+      <w:r>
+        <w:rPr>
+          <w:rtl w:val="0"/>
+        </w:rPr>
+      </w:r>
+    </w:p>
+    <w:p>
+      <w:pPr>
+        <w:pStyle w:val="Heading2"/>
+        <w:keepNext w:val="0"/>
+        <w:keepLines w:val="0"/>
+        <w:spacing w:after="80" w:before="280" w:lineRule="auto"/>
+        <w:rPr>
+          <w:b w:val="1"/>
+          <w:bCs w:val="1"/>
+          <w:sz w:val="28"/>
+          <w:szCs w:val="28"/>
+        </w:rPr>
+      </w:pPr>
+      <w:bookmarkStart w:colFirst="0" w:colLast="0" w:name="_v5qy9tnpx98b" w:id="25"/>
+      <w:bookmarkEnd w:id="25"/>
       <w:r>
         <w:rPr>
           <w:b w:val="1"/>
@@ -24992,8 +24761,29 @@
           <w:szCs w:val="28"/>
         </w:rPr>
       </w:pPr>
-      <w:bookmarkStart w:colFirst="0" w:colLast="0" w:name="_8fyngi6e9j9n" w:id="22"/>
-      <w:bookmarkEnd w:id="22"/>
+      <w:bookmarkStart w:colFirst="0" w:colLast="0" w:name="_ww6bjvg6bxp" w:id="26"/>
+      <w:bookmarkEnd w:id="26"/>
+      <w:r>
+        <w:rPr>
+          <w:rtl w:val="0"/>
+        </w:rPr>
+      </w:r>
+    </w:p>
+    <w:p>
+      <w:pPr>
+        <w:pStyle w:val="Heading2"/>
+        <w:keepNext w:val="0"/>
+        <w:keepLines w:val="0"/>
+        <w:spacing w:after="80" w:before="280" w:lineRule="auto"/>
+        <w:rPr>
+          <w:b w:val="1"/>
+          <w:bCs w:val="1"/>
+          <w:sz w:val="28"/>
+          <w:szCs w:val="28"/>
+        </w:rPr>
+      </w:pPr>
+      <w:bookmarkStart w:colFirst="0" w:colLast="0" w:name="_8fyngi6e9j9n" w:id="27"/>
+      <w:bookmarkEnd w:id="27"/>
       <w:r>
         <w:rPr>
           <w:b w:val="1"/>
